--- a/notes/global local feature weighting.docx
+++ b/notes/global local feature weighting.docx
@@ -27,17 +27,17 @@
           <wp:inline distB="19050" distT="19050" distL="19050" distR="19050">
             <wp:extent cx="7315200" cy="2032000"/>
             <wp:effectExtent b="0" l="0" r="0" t="0"/>
-            <wp:docPr descr="UK, Scotland, West Highlands, Glencoe, road leading into the distance in snow covered landscape" id="7" name="image6.jpg"/>
+            <wp:docPr descr="UK, Scotland, West Highlands, Glencoe, road leading into the distance in snow covered landscape" id="21" name="image15.jpg"/>
             <a:graphic>
               <a:graphicData uri="http://schemas.openxmlformats.org/drawingml/2006/picture">
                 <pic:pic>
                   <pic:nvPicPr>
-                    <pic:cNvPr descr="UK, Scotland, West Highlands, Glencoe, road leading into the distance in snow covered landscape" id="0" name="image6.jpg"/>
+                    <pic:cNvPr descr="UK, Scotland, West Highlands, Glencoe, road leading into the distance in snow covered landscape" id="0" name="image15.jpg"/>
                     <pic:cNvPicPr preferRelativeResize="0"/>
                   </pic:nvPicPr>
                   <pic:blipFill>
                     <a:blip r:embed="rId6"/>
-                    <a:srcRect b="28756" l="0" r="0" t="28756"/>
+                    <a:srcRect b="28757" l="0" r="0" t="28757"/>
                     <a:stretch>
                       <a:fillRect/>
                     </a:stretch>
@@ -246,6 +246,7 @@
       <w:r>
         <w:rPr>
           <w:b w:val="1"/>
+          <w:bCs w:val="1"/>
           <w:rtl w:val="0"/>
         </w:rPr>
         <w:t xml:space="preserve">DONE. Optimize the layer calculation so it does not depend on the number of cases.</w:t>
@@ -310,6 +311,7 @@
         <w:ind w:left="720" w:firstLine="0"/>
         <w:rPr>
           <w:b w:val="1"/>
+          <w:bCs w:val="1"/>
         </w:rPr>
       </w:pPr>
       <w:r>
@@ -321,6 +323,7 @@
       <w:r>
         <w:rPr>
           <w:b w:val="1"/>
+          <w:bCs w:val="1"/>
           <w:rtl w:val="0"/>
         </w:rPr>
         <w:t xml:space="preserve">They can even be trained in distributed manner.</w:t>
@@ -421,6 +424,7 @@
         <w:r>
           <w:rPr>
             <w:b w:val="1"/>
+            <w:bCs w:val="1"/>
             <w:color w:val="1155cc"/>
             <w:u w:val="single"/>
             <w:rtl w:val="0"/>
@@ -431,6 +435,7 @@
       <w:r>
         <w:rPr>
           <w:b w:val="1"/>
+          <w:bCs w:val="1"/>
           <w:rtl w:val="0"/>
         </w:rPr>
         <w:t xml:space="preserve">. </w:t>
@@ -476,12 +481,12 @@
           <wp:inline distB="114300" distT="114300" distL="114300" distR="114300">
             <wp:extent cx="9144000" cy="12192000"/>
             <wp:effectExtent b="0" l="0" r="0" t="0"/>
-            <wp:docPr id="19" name="image21.jpg"/>
+            <wp:docPr id="18" name="image19.jpg"/>
             <a:graphic>
               <a:graphicData uri="http://schemas.openxmlformats.org/drawingml/2006/picture">
                 <pic:pic>
                   <pic:nvPicPr>
-                    <pic:cNvPr id="0" name="image21.jpg"/>
+                    <pic:cNvPr id="0" name="image19.jpg"/>
                     <pic:cNvPicPr preferRelativeResize="0"/>
                   </pic:nvPicPr>
                   <pic:blipFill>
@@ -823,11 +828,13 @@
       <w:pPr>
         <w:rPr>
           <w:b w:val="1"/>
+          <w:bCs w:val="1"/>
         </w:rPr>
       </w:pPr>
       <w:r>
         <w:rPr>
           <w:b w:val="1"/>
+          <w:bCs w:val="1"/>
           <w:rtl w:val="0"/>
         </w:rPr>
         <w:t xml:space="preserve">My main question, in other ML works, how do they align multiple models? Any general framework we can follow?</w:t>
@@ -1242,6 +1249,7 @@
       <w:pPr>
         <w:rPr>
           <w:b w:val="1"/>
+          <w:bCs w:val="1"/>
         </w:rPr>
       </w:pPr>
       <w:r>
@@ -1254,11 +1262,13 @@
       <w:pPr>
         <w:rPr>
           <w:b w:val="1"/>
+          <w:bCs w:val="1"/>
         </w:rPr>
       </w:pPr>
       <w:r>
         <w:rPr>
           <w:b w:val="1"/>
+          <w:bCs w:val="1"/>
           <w:rtl w:val="0"/>
         </w:rPr>
         <w:t xml:space="preserve">Meta-learning with memory-augmented neural networks</w:t>
@@ -1268,6 +1278,7 @@
       <w:pPr>
         <w:rPr>
           <w:b w:val="1"/>
+          <w:bCs w:val="1"/>
         </w:rPr>
       </w:pPr>
       <w:r>
@@ -1280,6 +1291,7 @@
       <w:pPr>
         <w:rPr>
           <w:b w:val="1"/>
+          <w:bCs w:val="1"/>
         </w:rPr>
       </w:pPr>
       <w:r>
@@ -1292,6 +1304,7 @@
       <w:pPr>
         <w:rPr>
           <w:b w:val="1"/>
+          <w:bCs w:val="1"/>
         </w:rPr>
       </w:pPr>
       <w:r>
@@ -1304,12 +1317,14 @@
       <w:pPr>
         <w:rPr>
           <w:b w:val="1"/>
+          <w:bCs w:val="1"/>
         </w:rPr>
       </w:pPr>
       <w:hyperlink r:id="rId16">
         <w:r>
           <w:rPr>
             <w:b w:val="1"/>
+            <w:bCs w:val="1"/>
             <w:color w:val="1155cc"/>
             <w:u w:val="single"/>
             <w:rtl w:val="0"/>
@@ -1327,6 +1342,7 @@
       <w:pPr>
         <w:rPr>
           <w:b w:val="1"/>
+          <w:bCs w:val="1"/>
         </w:rPr>
       </w:pPr>
       <w:r>
@@ -1339,6 +1355,7 @@
       <w:pPr>
         <w:rPr>
           <w:b w:val="1"/>
+          <w:bCs w:val="1"/>
         </w:rPr>
       </w:pPr>
       <w:r>
@@ -1354,6 +1371,7 @@
       <w:r>
         <w:rPr>
           <w:b w:val="1"/>
+          <w:bCs w:val="1"/>
           <w:rtl w:val="0"/>
         </w:rPr>
         <w:t xml:space="preserve">Distance Metric Learning</w:t>
@@ -1383,6 +1401,7 @@
       <w:r>
         <w:rPr>
           <w:b w:val="1"/>
+          <w:bCs w:val="1"/>
           <w:rtl w:val="0"/>
         </w:rPr>
         <w:t xml:space="preserve">Large Margin Nearest Neighbor (LMNN)</w:t>
@@ -1396,6 +1415,7 @@
       <w:r>
         <w:rPr>
           <w:b w:val="1"/>
+          <w:bCs w:val="1"/>
           <w:rtl w:val="0"/>
         </w:rPr>
         <w:t xml:space="preserve">Neighbourhood Components Analysis (NCA)</w:t>
@@ -1414,6 +1434,7 @@
       <w:r>
         <w:rPr>
           <w:b w:val="1"/>
+          <w:bCs w:val="1"/>
           <w:rtl w:val="0"/>
         </w:rPr>
         <w:t xml:space="preserve">Locally Adaptive Distance Metrics</w:t>
@@ -1437,6 +1458,7 @@
       <w:r>
         <w:rPr>
           <w:b w:val="1"/>
+          <w:bCs w:val="1"/>
           <w:rtl w:val="0"/>
         </w:rPr>
         <w:t xml:space="preserve">Local Learning-Based Feature Weighting (LLFW)</w:t>
@@ -1455,6 +1477,7 @@
       <w:r>
         <w:rPr>
           <w:b w:val="1"/>
+          <w:bCs w:val="1"/>
           <w:rtl w:val="0"/>
         </w:rPr>
         <w:t xml:space="preserve">Hybrid Methods</w:t>
@@ -1484,6 +1507,7 @@
       <w:r>
         <w:rPr>
           <w:b w:val="1"/>
+          <w:bCs w:val="1"/>
           <w:rtl w:val="0"/>
         </w:rPr>
         <w:t xml:space="preserve">Simultaneous Global and Local Learning Algorithms (SGLA)</w:t>
@@ -1502,6 +1526,7 @@
       <w:r>
         <w:rPr>
           <w:b w:val="1"/>
+          <w:bCs w:val="1"/>
           <w:rtl w:val="0"/>
         </w:rPr>
         <w:t xml:space="preserve">Adaptive k-NN</w:t>
@@ -1641,12 +1666,12 @@
           <wp:inline distB="114300" distT="114300" distL="114300" distR="114300">
             <wp:extent cx="12515850" cy="3829050"/>
             <wp:effectExtent b="0" l="0" r="0" t="0"/>
-            <wp:docPr id="17" name="image8.png"/>
+            <wp:docPr id="16" name="image4.png"/>
             <a:graphic>
               <a:graphicData uri="http://schemas.openxmlformats.org/drawingml/2006/picture">
                 <pic:pic>
                   <pic:nvPicPr>
-                    <pic:cNvPr id="0" name="image8.png"/>
+                    <pic:cNvPr id="0" name="image4.png"/>
                     <pic:cNvPicPr preferRelativeResize="0"/>
                   </pic:nvPicPr>
                   <pic:blipFill>
@@ -1686,12 +1711,12 @@
           <wp:inline distB="114300" distT="114300" distL="114300" distR="114300">
             <wp:extent cx="9515475" cy="4572000"/>
             <wp:effectExtent b="0" l="0" r="0" t="0"/>
-            <wp:docPr id="18" name="image18.png"/>
+            <wp:docPr id="17" name="image2.png"/>
             <a:graphic>
               <a:graphicData uri="http://schemas.openxmlformats.org/drawingml/2006/picture">
                 <pic:pic>
                   <pic:nvPicPr>
-                    <pic:cNvPr id="0" name="image18.png"/>
+                    <pic:cNvPr id="0" name="image2.png"/>
                     <pic:cNvPicPr preferRelativeResize="0"/>
                   </pic:nvPicPr>
                   <pic:blipFill>
@@ -1775,12 +1800,12 @@
           <wp:inline distB="114300" distT="114300" distL="114300" distR="114300">
             <wp:extent cx="11125200" cy="5619750"/>
             <wp:effectExtent b="0" l="0" r="0" t="0"/>
-            <wp:docPr id="3" name="image9.png"/>
+            <wp:docPr id="3" name="image18.png"/>
             <a:graphic>
               <a:graphicData uri="http://schemas.openxmlformats.org/drawingml/2006/picture">
                 <pic:pic>
                   <pic:nvPicPr>
-                    <pic:cNvPr id="0" name="image9.png"/>
+                    <pic:cNvPr id="0" name="image18.png"/>
                     <pic:cNvPicPr preferRelativeResize="0"/>
                   </pic:nvPicPr>
                   <pic:blipFill>
@@ -1841,12 +1866,12 @@
           <wp:inline distB="114300" distT="114300" distL="114300" distR="114300">
             <wp:extent cx="10201275" cy="3343275"/>
             <wp:effectExtent b="0" l="0" r="0" t="0"/>
-            <wp:docPr id="8" name="image3.png"/>
+            <wp:docPr id="7" name="image12.png"/>
             <a:graphic>
               <a:graphicData uri="http://schemas.openxmlformats.org/drawingml/2006/picture">
                 <pic:pic>
                   <pic:nvPicPr>
-                    <pic:cNvPr id="0" name="image3.png"/>
+                    <pic:cNvPr id="0" name="image12.png"/>
                     <pic:cNvPicPr preferRelativeResize="0"/>
                   </pic:nvPicPr>
                   <pic:blipFill>
@@ -1959,12 +1984,12 @@
           <wp:inline distB="114300" distT="114300" distL="114300" distR="114300">
             <wp:extent cx="6486525" cy="7362825"/>
             <wp:effectExtent b="0" l="0" r="0" t="0"/>
-            <wp:docPr id="4" name="image10.png"/>
+            <wp:docPr id="4" name="image3.png"/>
             <a:graphic>
               <a:graphicData uri="http://schemas.openxmlformats.org/drawingml/2006/picture">
                 <pic:pic>
                   <pic:nvPicPr>
-                    <pic:cNvPr id="0" name="image10.png"/>
+                    <pic:cNvPr id="0" name="image3.png"/>
                     <pic:cNvPicPr preferRelativeResize="0"/>
                   </pic:nvPicPr>
                   <pic:blipFill>
@@ -2099,12 +2124,12 @@
           <wp:inline distB="114300" distT="114300" distL="114300" distR="114300">
             <wp:extent cx="10067925" cy="5229225"/>
             <wp:effectExtent b="0" l="0" r="0" t="0"/>
-            <wp:docPr id="2" name="image1.png"/>
+            <wp:docPr id="2" name="image8.png"/>
             <a:graphic>
               <a:graphicData uri="http://schemas.openxmlformats.org/drawingml/2006/picture">
                 <pic:pic>
                   <pic:nvPicPr>
-                    <pic:cNvPr id="0" name="image1.png"/>
+                    <pic:cNvPr id="0" name="image8.png"/>
                     <pic:cNvPicPr preferRelativeResize="0"/>
                   </pic:nvPicPr>
                   <pic:blipFill>
@@ -2144,12 +2169,12 @@
           <wp:inline distB="114300" distT="114300" distL="114300" distR="114300">
             <wp:extent cx="5000625" cy="1924050"/>
             <wp:effectExtent b="0" l="0" r="0" t="0"/>
-            <wp:docPr id="16" name="image19.png"/>
+            <wp:docPr id="15" name="image1.png"/>
             <a:graphic>
               <a:graphicData uri="http://schemas.openxmlformats.org/drawingml/2006/picture">
                 <pic:pic>
                   <pic:nvPicPr>
-                    <pic:cNvPr id="0" name="image19.png"/>
+                    <pic:cNvPr id="0" name="image1.png"/>
                     <pic:cNvPicPr preferRelativeResize="0"/>
                   </pic:nvPicPr>
                   <pic:blipFill>
@@ -2179,12 +2204,12 @@
           <wp:inline distB="114300" distT="114300" distL="114300" distR="114300">
             <wp:extent cx="4905375" cy="1266825"/>
             <wp:effectExtent b="0" l="0" r="0" t="0"/>
-            <wp:docPr id="9" name="image13.png"/>
+            <wp:docPr id="8" name="image5.png"/>
             <a:graphic>
               <a:graphicData uri="http://schemas.openxmlformats.org/drawingml/2006/picture">
                 <pic:pic>
                   <pic:nvPicPr>
-                    <pic:cNvPr id="0" name="image13.png"/>
+                    <pic:cNvPr id="0" name="image5.png"/>
                     <pic:cNvPicPr preferRelativeResize="0"/>
                   </pic:nvPicPr>
                   <pic:blipFill>
@@ -2246,12 +2271,12 @@
           <wp:inline distB="114300" distT="114300" distL="114300" distR="114300">
             <wp:extent cx="6543675" cy="6419850"/>
             <wp:effectExtent b="0" l="0" r="0" t="0"/>
-            <wp:docPr id="6" name="image12.png"/>
+            <wp:docPr id="6" name="image10.png"/>
             <a:graphic>
               <a:graphicData uri="http://schemas.openxmlformats.org/drawingml/2006/picture">
                 <pic:pic>
                   <pic:nvPicPr>
-                    <pic:cNvPr id="0" name="image12.png"/>
+                    <pic:cNvPr id="0" name="image10.png"/>
                     <pic:cNvPicPr preferRelativeResize="0"/>
                   </pic:nvPicPr>
                   <pic:blipFill>
@@ -2387,12 +2412,12 @@
           <wp:inline distB="114300" distT="114300" distL="114300" distR="114300">
             <wp:extent cx="6486525" cy="4610100"/>
             <wp:effectExtent b="0" l="0" r="0" t="0"/>
-            <wp:docPr id="12" name="image5.png"/>
+            <wp:docPr id="11" name="image11.png"/>
             <a:graphic>
               <a:graphicData uri="http://schemas.openxmlformats.org/drawingml/2006/picture">
                 <pic:pic>
                   <pic:nvPicPr>
-                    <pic:cNvPr id="0" name="image5.png"/>
+                    <pic:cNvPr id="0" name="image11.png"/>
                     <pic:cNvPicPr preferRelativeResize="0"/>
                   </pic:nvPicPr>
                   <pic:blipFill>
@@ -2608,12 +2633,12 @@
           <wp:inline distB="114300" distT="114300" distL="114300" distR="114300">
             <wp:extent cx="11458575" cy="2457450"/>
             <wp:effectExtent b="0" l="0" r="0" t="0"/>
-            <wp:docPr id="20" name="image14.png"/>
+            <wp:docPr id="19" name="image13.png"/>
             <a:graphic>
               <a:graphicData uri="http://schemas.openxmlformats.org/drawingml/2006/picture">
                 <pic:pic>
                   <pic:nvPicPr>
-                    <pic:cNvPr id="0" name="image14.png"/>
+                    <pic:cNvPr id="0" name="image13.png"/>
                     <pic:cNvPicPr preferRelativeResize="0"/>
                   </pic:nvPicPr>
                   <pic:blipFill>
@@ -3617,12 +3642,14 @@
       <w:pPr>
         <w:rPr>
           <w:b w:val="1"/>
+          <w:bCs w:val="1"/>
         </w:rPr>
       </w:pPr>
       <w:hyperlink r:id="rId40">
         <w:r>
           <w:rPr>
             <w:b w:val="1"/>
+            <w:bCs w:val="1"/>
             <w:color w:val="1155cc"/>
             <w:u w:val="single"/>
             <w:rtl w:val="0"/>
@@ -3640,6 +3667,7 @@
       <w:pPr>
         <w:rPr>
           <w:b w:val="1"/>
+          <w:bCs w:val="1"/>
         </w:rPr>
       </w:pPr>
       <w:r>
@@ -3663,22 +3691,24 @@
       <w:pPr>
         <w:rPr>
           <w:b w:val="1"/>
+          <w:bCs w:val="1"/>
         </w:rPr>
       </w:pPr>
       <w:r>
         <w:rPr>
           <w:b w:val="1"/>
+          <w:bCs w:val="1"/>
         </w:rPr>
         <w:drawing>
           <wp:inline distB="114300" distT="114300" distL="114300" distR="114300">
             <wp:extent cx="10563225" cy="5105400"/>
             <wp:effectExtent b="0" l="0" r="0" t="0"/>
-            <wp:docPr id="11" name="image17.png"/>
+            <wp:docPr id="10" name="image6.png"/>
             <a:graphic>
               <a:graphicData uri="http://schemas.openxmlformats.org/drawingml/2006/picture">
                 <pic:pic>
                   <pic:nvPicPr>
-                    <pic:cNvPr id="0" name="image17.png"/>
+                    <pic:cNvPr id="0" name="image6.png"/>
                     <pic:cNvPicPr preferRelativeResize="0"/>
                   </pic:nvPicPr>
                   <pic:blipFill>
@@ -3712,22 +3742,24 @@
       <w:pPr>
         <w:rPr>
           <w:b w:val="1"/>
+          <w:bCs w:val="1"/>
         </w:rPr>
       </w:pPr>
       <w:r>
         <w:rPr>
           <w:b w:val="1"/>
+          <w:bCs w:val="1"/>
         </w:rPr>
         <w:drawing>
           <wp:inline distB="114300" distT="114300" distL="114300" distR="114300">
             <wp:extent cx="10086975" cy="4772025"/>
             <wp:effectExtent b="0" l="0" r="0" t="0"/>
-            <wp:docPr id="5" name="image16.png"/>
+            <wp:docPr id="5" name="image7.png"/>
             <a:graphic>
               <a:graphicData uri="http://schemas.openxmlformats.org/drawingml/2006/picture">
                 <pic:pic>
                   <pic:nvPicPr>
-                    <pic:cNvPr id="0" name="image16.png"/>
+                    <pic:cNvPr id="0" name="image7.png"/>
                     <pic:cNvPicPr preferRelativeResize="0"/>
                   </pic:nvPicPr>
                   <pic:blipFill>
@@ -3772,6 +3804,7 @@
       <w:pPr>
         <w:rPr>
           <w:b w:val="1"/>
+          <w:bCs w:val="1"/>
         </w:rPr>
       </w:pPr>
       <w:r>
@@ -3784,6 +3817,7 @@
       <w:pPr>
         <w:rPr>
           <w:b w:val="1"/>
+          <w:bCs w:val="1"/>
         </w:rPr>
       </w:pPr>
       <w:r>
@@ -3872,12 +3906,14 @@
       <w:pPr>
         <w:rPr>
           <w:b w:val="1"/>
+          <w:bCs w:val="1"/>
         </w:rPr>
       </w:pPr>
       <w:hyperlink r:id="rId43">
         <w:r>
           <w:rPr>
             <w:b w:val="1"/>
+            <w:bCs w:val="1"/>
             <w:color w:val="1155cc"/>
             <w:u w:val="single"/>
             <w:rtl w:val="0"/>
@@ -3895,6 +3931,7 @@
       <w:pPr>
         <w:rPr>
           <w:b w:val="1"/>
+          <w:bCs w:val="1"/>
         </w:rPr>
       </w:pPr>
       <w:r>
@@ -3918,22 +3955,24 @@
       <w:pPr>
         <w:rPr>
           <w:b w:val="1"/>
+          <w:bCs w:val="1"/>
         </w:rPr>
       </w:pPr>
       <w:r>
         <w:rPr>
           <w:b w:val="1"/>
+          <w:bCs w:val="1"/>
         </w:rPr>
         <w:drawing>
           <wp:inline distB="114300" distT="114300" distL="114300" distR="114300">
             <wp:extent cx="6553200" cy="4486275"/>
             <wp:effectExtent b="0" l="0" r="0" t="0"/>
-            <wp:docPr id="13" name="image2.png"/>
+            <wp:docPr id="12" name="image21.png"/>
             <a:graphic>
               <a:graphicData uri="http://schemas.openxmlformats.org/drawingml/2006/picture">
                 <pic:pic>
                   <pic:nvPicPr>
-                    <pic:cNvPr id="0" name="image2.png"/>
+                    <pic:cNvPr id="0" name="image21.png"/>
                     <pic:cNvPicPr preferRelativeResize="0"/>
                   </pic:nvPicPr>
                   <pic:blipFill>
@@ -3984,12 +4023,12 @@
           <wp:inline distB="114300" distT="114300" distL="114300" distR="114300">
             <wp:extent cx="7696200" cy="1962150"/>
             <wp:effectExtent b="0" l="0" r="0" t="0"/>
-            <wp:docPr id="10" name="image7.png"/>
+            <wp:docPr id="9" name="image17.png"/>
             <a:graphic>
               <a:graphicData uri="http://schemas.openxmlformats.org/drawingml/2006/picture">
                 <pic:pic>
                   <pic:nvPicPr>
-                    <pic:cNvPr id="0" name="image7.png"/>
+                    <pic:cNvPr id="0" name="image17.png"/>
                     <pic:cNvPicPr preferRelativeResize="0"/>
                   </pic:nvPicPr>
                   <pic:blipFill>
@@ -4039,12 +4078,12 @@
           <wp:inline distB="114300" distT="114300" distL="114300" distR="114300">
             <wp:extent cx="7705725" cy="1809750"/>
             <wp:effectExtent b="0" l="0" r="0" t="0"/>
-            <wp:docPr id="21" name="image11.png"/>
+            <wp:docPr id="20" name="image20.png"/>
             <a:graphic>
               <a:graphicData uri="http://schemas.openxmlformats.org/drawingml/2006/picture">
                 <pic:pic>
                   <pic:nvPicPr>
-                    <pic:cNvPr id="0" name="image11.png"/>
+                    <pic:cNvPr id="0" name="image20.png"/>
                     <pic:cNvPicPr preferRelativeResize="0"/>
                   </pic:nvPicPr>
                   <pic:blipFill>
@@ -4094,12 +4133,12 @@
           <wp:inline distB="114300" distT="114300" distL="114300" distR="114300">
             <wp:extent cx="7743825" cy="6057900"/>
             <wp:effectExtent b="0" l="0" r="0" t="0"/>
-            <wp:docPr id="15" name="image15.png"/>
+            <wp:docPr id="14" name="image14.png"/>
             <a:graphic>
               <a:graphicData uri="http://schemas.openxmlformats.org/drawingml/2006/picture">
                 <pic:pic>
                   <pic:nvPicPr>
-                    <pic:cNvPr id="0" name="image15.png"/>
+                    <pic:cNvPr id="0" name="image14.png"/>
                     <pic:cNvPicPr preferRelativeResize="0"/>
                   </pic:nvPicPr>
                   <pic:blipFill>
@@ -4160,12 +4199,12 @@
           <wp:inline distB="114300" distT="114300" distL="114300" distR="114300">
             <wp:extent cx="8267700" cy="1476375"/>
             <wp:effectExtent b="0" l="0" r="0" t="0"/>
-            <wp:docPr id="1" name="image4.png"/>
+            <wp:docPr id="1" name="image9.png"/>
             <a:graphic>
               <a:graphicData uri="http://schemas.openxmlformats.org/drawingml/2006/picture">
                 <pic:pic>
                   <pic:nvPicPr>
-                    <pic:cNvPr id="0" name="image4.png"/>
+                    <pic:cNvPr id="0" name="image9.png"/>
                     <pic:cNvPicPr preferRelativeResize="0"/>
                   </pic:nvPicPr>
                   <pic:blipFill>
@@ -4226,12 +4265,12 @@
           <wp:inline distB="114300" distT="114300" distL="114300" distR="114300">
             <wp:extent cx="8553450" cy="2181225"/>
             <wp:effectExtent b="0" l="0" r="0" t="0"/>
-            <wp:docPr id="14" name="image20.png"/>
+            <wp:docPr id="13" name="image16.png"/>
             <a:graphic>
               <a:graphicData uri="http://schemas.openxmlformats.org/drawingml/2006/picture">
                 <pic:pic>
                   <pic:nvPicPr>
-                    <pic:cNvPr id="0" name="image20.png"/>
+                    <pic:cNvPr id="0" name="image16.png"/>
                     <pic:cNvPicPr preferRelativeResize="0"/>
                   </pic:nvPicPr>
                   <pic:blipFill>
@@ -4970,11 +5009,19 @@
       </w:pPr>
     </w:pPrDefault>
   </w:docDefaults>
+  <w:style w:type="table" w:styleId="TableNormal" w:default="1">
+    <w:name w:val="TableNormal"/>
+    <w:tblPr>
+      <w:tblCellMar>
+        <w:top w:w="100.0" w:type="dxa"/>
+        <w:left w:w="100.0" w:type="dxa"/>
+        <w:bottom w:w="100.0" w:type="dxa"/>
+        <w:right w:w="100.0" w:type="dxa"/>
+      </w:tblCellMar>
+    </w:tblPr>
+  </w:style>
   <w:style w:type="paragraph" w:styleId="Normal" w:default="1">
     <w:name w:val="normal"/>
-  </w:style>
-  <w:style w:type="table" w:styleId="TableNormal" w:default="1">
-    <w:name w:val="Table Normal"/>
   </w:style>
   <w:style w:type="paragraph" w:styleId="Heading1">
     <w:name w:val="heading 1"/>
@@ -5003,6 +5050,7 @@
     </w:pPr>
     <w:rPr>
       <w:b w:val="0"/>
+      <w:bCs w:val="0"/>
       <w:sz w:val="32"/>
       <w:szCs w:val="32"/>
     </w:rPr>
@@ -5019,6 +5067,7 @@
     </w:pPr>
     <w:rPr>
       <w:b w:val="0"/>
+      <w:bCs w:val="0"/>
       <w:color w:val="434343"/>
       <w:sz w:val="28"/>
       <w:szCs w:val="28"/>
@@ -5068,6 +5117,7 @@
     </w:pPr>
     <w:rPr>
       <w:i w:val="1"/>
+      <w:iCs w:val="1"/>
       <w:color w:val="666666"/>
       <w:sz w:val="22"/>
       <w:szCs w:val="22"/>
@@ -5101,6 +5151,7 @@
     <w:rPr>
       <w:rFonts w:ascii="Arial" w:cs="Arial" w:eastAsia="Arial" w:hAnsi="Arial"/>
       <w:i w:val="0"/>
+      <w:iCs w:val="0"/>
       <w:color w:val="666666"/>
       <w:sz w:val="30"/>
       <w:szCs w:val="30"/>
